--- a/public/uploads/swakelola/sppg/C. 2. Laporan Pelaksanaan, Daftar Hadir dan Catatan Tenaga Kerja.docx
+++ b/public/uploads/swakelola/sppg/C. 2. Laporan Pelaksanaan, Daftar Hadir dan Catatan Tenaga Kerja.docx
@@ -4,7 +4,61 @@
   <w:body>
     <w:p>
       <w:pPr>
-        <w:spacing w:before="0" w:after="40"/>
+        <w:spacing w:before="0" w:after="200" w:line="240" w:lineRule="auto"/>
+        <w:jc w:val="center"/>
+      </w:pPr>
+      <w:r>
+        <w:drawing>
+          <wp:inline xmlns:a="http://schemas.openxmlformats.org/drawingml/2006/main" xmlns:pic="http://schemas.openxmlformats.org/drawingml/2006/picture">
+            <wp:extent cx="5940000" cy="876504"/>
+            <wp:docPr id="1" name="Picture 1"/>
+            <wp:cNvGraphicFramePr>
+              <a:graphicFrameLocks noChangeAspect="1"/>
+            </wp:cNvGraphicFramePr>
+            <a:graphic>
+              <a:graphicData uri="http://schemas.openxmlformats.org/drawingml/2006/picture">
+                <pic:pic>
+                  <pic:nvPicPr>
+                    <pic:cNvPr id="0" name="1775466518_6770018a33b3f91eebd0.png"/>
+                    <pic:cNvPicPr/>
+                  </pic:nvPicPr>
+                  <pic:blipFill>
+                    <a:blip r:embed="rId9"/>
+                    <a:stretch>
+                      <a:fillRect/>
+                    </a:stretch>
+                  </pic:blipFill>
+                  <pic:spPr>
+                    <a:xfrm>
+                      <a:off x="0" y="0"/>
+                      <a:ext cx="5940000" cy="876504"/>
+                    </a:xfrm>
+                    <a:prstGeom prst="rect"/>
+                  </pic:spPr>
+                </pic:pic>
+              </a:graphicData>
+            </a:graphic>
+          </wp:inline>
+        </w:drawing>
+      </w:r>
+    </w:p>
+    <w:p>
+      <w:pPr>
+        <w:spacing w:before="40" w:after="40" w:line="276" w:lineRule="auto"/>
+        <w:jc w:val="center"/>
+      </w:pPr>
+      <w:r>
+        <w:rPr>
+          <w:rFonts w:ascii="Arial" w:hAnsi="Arial"/>
+          <w:b/>
+          <w:sz w:val="23"/>
+        </w:rPr>
+        <w:t>LAPORAN PELAKSANAAN KEGIATAN, DAFTAR HADIR,</w:t>
+      </w:r>
+    </w:p>
+    <w:p>
+      <w:pPr>
+        <w:spacing w:before="0" w:after="40" w:line="276" w:lineRule="auto"/>
         <w:jc w:val="center"/>
       </w:pPr>
       <w:r>
@@ -13,194 +67,255 @@
           <w:b/>
           <w:sz w:val="22"/>
         </w:rPr>
-        <w:t>KEMENTERIAN PEKERJAAN UMUM</w:t>
-        <w:br/>
-        <w:t>DIREKTORAT JENDERAL PRASARANA STRATEGIS</w:t>
-        <w:br/>
-        <w:t>SATUAN KERJA PELAKSANAAN PRASARANA STRATEGIS RIAU</w:t>
-        <w:br/>
+        <w:t>DAN CATATAN PENUGASAN TENAGA KERJA SWAKELOLA</w:t>
       </w:r>
     </w:p>
     <w:p>
       <w:pPr>
-        <w:spacing w:before="0" w:after="160"/>
-        <w:jc w:val="center"/>
-      </w:pPr>
-      <w:r>
-        <w:rPr>
-          <w:rFonts w:ascii="Arial" w:hAnsi="Arial"/>
-          <w:color w:val="787878"/>
-          <w:sz w:val="17"/>
-        </w:rPr>
-        <w:t>Jalan Bakti, Ruko Komplek Mutiara Asri Garden, Sidomulyo Timur, Marpoyan Damai, Pekanbaru</w:t>
-        <w:br/>
-        <w:t>—————————————————————————————————————————————————————————————————</w:t>
-      </w:r>
-    </w:p>
-    <w:p>
-      <w:pPr>
-        <w:spacing w:before="160" w:after="200"/>
+        <w:spacing w:before="0" w:after="200" w:line="276" w:lineRule="auto"/>
         <w:jc w:val="center"/>
       </w:pPr>
       <w:r>
         <w:rPr>
           <w:rFonts w:ascii="Arial" w:hAnsi="Arial"/>
           <w:b/>
-          <w:sz w:val="23"/>
+          <w:sz w:val="22"/>
         </w:rPr>
-        <w:t>LAPORAN PELAKSANAAN KEGIATAN, DAFTAR HADIR, DAN CATATAN KERJA PERSONEL</w:t>
-        <w:br/>
+        <w:t>ADMINISTRASI KEGIATAN PEMBANGUNAN GEDUNG SPPG PROVINSI RIAU TA 2025</w:t>
       </w:r>
+    </w:p>
+    <w:p>
+      <w:pPr>
+        <w:keepNext/>
+        <w:spacing w:before="160" w:after="80"/>
+        <w:jc w:val="left"/>
+      </w:pPr>
       <w:r>
         <w:rPr>
           <w:rFonts w:ascii="Arial" w:hAnsi="Arial"/>
           <w:b/>
-          <w:sz w:val="23"/>
+          <w:sz w:val="21"/>
         </w:rPr>
-        <w:t>ADMINISTRASI KEGIATAN PEMBANGUNAN GEDUNG SPPG PROVINSI RIAU</w:t>
-        <w:br/>
+        <w:t>I. RINGKASAN PELAKSANAAN KEGIATAN</w:t>
       </w:r>
+    </w:p>
+    <w:p>
+      <w:pPr>
+        <w:spacing w:before="0" w:after="120" w:line="300" w:lineRule="auto"/>
+        <w:jc w:val="both"/>
+      </w:pPr>
+      <w:r>
+        <w:rPr>
+          <w:rFonts w:ascii="Arial" w:hAnsi="Arial"/>
+          <w:b w:val="0"/>
+          <w:sz w:val="21"/>
+        </w:rPr>
+        <w:t>Berdasarkan Surat Perintah Penugasan PPK Nomor: 15/SPP-SWK/PPK-PPS/2025 tanggal 26 September 2025, Tim Pelaksana Swakelola telah melaksanakan rangkaian kegiatan operasional administrasi pembangunan Gedung SPPG Provinsi Riau yang meliputi pengelolaan bahan operasional pemberkasan serta pelaksanaan 9 (sembilan) penugasan perjalanan dinas survei, koordinasi, pendampingan teknis, dan monitoring lapangan.</w:t>
+      </w:r>
+    </w:p>
+    <w:p>
+      <w:pPr>
+        <w:keepNext/>
+        <w:spacing w:before="160" w:after="80"/>
+        <w:jc w:val="left"/>
+      </w:pPr>
       <w:r>
         <w:rPr>
           <w:rFonts w:ascii="Arial" w:hAnsi="Arial"/>
           <w:b/>
-          <w:sz w:val="23"/>
+          <w:sz w:val="21"/>
         </w:rPr>
-        <w:t>PERIODE : OKTOBER - DESEMBER 2025</w:t>
-      </w:r>
-    </w:p>
-    <w:p>
-      <w:r>
-        <w:rPr>
-          <w:rFonts w:ascii="Arial" w:hAnsi="Arial"/>
-          <w:sz w:val="19"/>
-        </w:rPr>
-        <w:t>I. RINGKASAN PELAKSANAAN KEGIATAN</w:t>
-        <w:br/>
-        <w:t>Tim Pelaksana Swakelola telah melaksanakan seluruh penugasan operasional administrasi dan teknis pendampingan pembangunan Satuan Pelayanan Pemenuhan Gizi (SPPG) di wilayah Provinsi Riau selama periode Oktober hingga Desember 2025, mencakup:</w:t>
-        <w:br/>
-        <w:t>1. Rapat koordinasi internal penyiapan administrasi tender dan penyusunan berkas readiness criteria lokasi calon SPPG.</w:t>
-        <w:br/>
-        <w:t>2. Monitoring dan peninjauan lapangan lokasi SPPG di Kabupaten Kampar (SPM 00445A &amp; 00556A).</w:t>
-        <w:br/>
-        <w:t>3. Monitoring dan koordinasi teknis ke Kota Dumai dan Kabupaten Siak (SPM 00483A, 00489A, 00557A).</w:t>
-        <w:br/>
-        <w:t>4. Koordinasi kebijakan penugasan dan pelaporan percepatan program MBG ke Direktorat Jenderal Prasarana Strategis di Jakarta (SPM 00449A &amp; 00485A).</w:t>
-        <w:br/>
-        <w:t>5. Koordinasi teknis penyelenggaraan sarana prasarana wilayah ke Medan (SPM 00535A).</w:t>
-        <w:br/>
-        <w:t>6. Pemenuhan kebutuhan ATK dan suplies komputer perkantoran (SPM 00414A, 00415A, 00497A, 00498A, TUP 1).</w:t>
-        <w:br/>
-        <w:br/>
-        <w:t>II. DAFTAR REKAPITULASI PENUGASAN DAN KEHADIRAN PERSONEL TIM PELAKSANA</w:t>
+        <w:t>II. CATATAN PENUGASAN DAN KEHADIRAN PERSONEL LAPANGAN</w:t>
       </w:r>
     </w:p>
     <w:tbl>
       <w:tblPr>
         <w:tblW w:type="auto" w:w="0"/>
         <w:jc w:val="center"/>
+        <w:tblLayout w:type="fixed"/>
         <w:tblLook w:firstColumn="1" w:firstRow="1" w:lastColumn="0" w:lastRow="0" w:noHBand="0" w:noVBand="1" w:val="04A0"/>
+        <w:tblBorders>
+          <w:top w:val="single" w:sz="4" w:space="0" w:color="444444"/>
+          <w:left w:val="single" w:sz="4" w:space="0" w:color="444444"/>
+          <w:bottom w:val="single" w:sz="4" w:space="0" w:color="444444"/>
+          <w:right w:val="single" w:sz="4" w:space="0" w:color="444444"/>
+          <w:insideH w:val="single" w:sz="4" w:space="0" w:color="444444"/>
+          <w:insideV w:val="single" w:sz="4" w:space="0" w:color="444444"/>
+        </w:tblBorders>
       </w:tblPr>
       <w:tblGrid>
-        <w:gridCol w:w="1728"/>
-        <w:gridCol w:w="1728"/>
-        <w:gridCol w:w="1728"/>
-        <w:gridCol w:w="1728"/>
-        <w:gridCol w:w="1728"/>
+        <w:gridCol w:w="1871"/>
+        <w:gridCol w:w="1871"/>
+        <w:gridCol w:w="1871"/>
+        <w:gridCol w:w="1871"/>
+        <w:gridCol w:w="1871"/>
       </w:tblGrid>
       <w:tr>
+        <w:trPr>
+          <w:tblHeader/>
+          <w:cantSplit/>
+        </w:trPr>
         <w:tc>
           <w:tcPr>
-            <w:tcW w:type="dxa" w:w="1728"/>
-            <w:shd w:val="clear" w:color="auto" w:fill="E0E0E0"/>
+            <w:tcW w:type="dxa" w:w="454"/>
+            <w:vAlign w:val="center"/>
+            <w:shd w:fill="D9E2F3"/>
+            <w:tcMar>
+              <w:top w:w="90" w:type="dxa"/>
+              <w:bottom w:w="90" w:type="dxa"/>
+              <w:left w:w="110" w:type="dxa"/>
+              <w:right w:w="110" w:type="dxa"/>
+            </w:tcMar>
           </w:tcPr>
           <w:p>
+            <w:pPr>
+              <w:spacing w:before="0" w:after="0" w:line="276" w:lineRule="auto"/>
+              <w:jc w:val="center"/>
+            </w:pPr>
             <w:r>
               <w:rPr>
                 <w:rFonts w:ascii="Arial" w:hAnsi="Arial"/>
                 <w:b/>
-                <w:sz w:val="18"/>
+                <w:sz w:val="19"/>
               </w:rPr>
-              <w:t>NO</w:t>
+              <w:t>No.</w:t>
             </w:r>
           </w:p>
         </w:tc>
         <w:tc>
           <w:tcPr>
-            <w:tcW w:type="dxa" w:w="1728"/>
-            <w:shd w:val="clear" w:color="auto" w:fill="E0E0E0"/>
+            <w:tcW w:type="dxa" w:w="1531"/>
+            <w:vAlign w:val="center"/>
+            <w:shd w:fill="D9E2F3"/>
+            <w:tcMar>
+              <w:top w:w="90" w:type="dxa"/>
+              <w:bottom w:w="90" w:type="dxa"/>
+              <w:left w:w="110" w:type="dxa"/>
+              <w:right w:w="110" w:type="dxa"/>
+            </w:tcMar>
           </w:tcPr>
           <w:p>
+            <w:pPr>
+              <w:spacing w:before="0" w:after="0" w:line="276" w:lineRule="auto"/>
+              <w:jc w:val="center"/>
+            </w:pPr>
             <w:r>
               <w:rPr>
                 <w:rFonts w:ascii="Arial" w:hAnsi="Arial"/>
                 <w:b/>
-                <w:sz w:val="18"/>
+                <w:sz w:val="19"/>
               </w:rPr>
-              <w:t>NAMA PERSONEL</w:t>
+              <w:t>Tanggal / Periode</w:t>
             </w:r>
           </w:p>
         </w:tc>
         <w:tc>
           <w:tcPr>
-            <w:tcW w:type="dxa" w:w="1728"/>
-            <w:shd w:val="clear" w:color="auto" w:fill="E0E0E0"/>
+            <w:tcW w:type="dxa" w:w="3515"/>
+            <w:vAlign w:val="center"/>
+            <w:shd w:fill="D9E2F3"/>
+            <w:tcMar>
+              <w:top w:w="90" w:type="dxa"/>
+              <w:bottom w:w="90" w:type="dxa"/>
+              <w:left w:w="110" w:type="dxa"/>
+              <w:right w:w="110" w:type="dxa"/>
+            </w:tcMar>
           </w:tcPr>
           <w:p>
+            <w:pPr>
+              <w:spacing w:before="0" w:after="0" w:line="276" w:lineRule="auto"/>
+              <w:jc w:val="center"/>
+            </w:pPr>
             <w:r>
               <w:rPr>
                 <w:rFonts w:ascii="Arial" w:hAnsi="Arial"/>
                 <w:b/>
-                <w:sz w:val="18"/>
+                <w:sz w:val="19"/>
               </w:rPr>
-              <w:t>PERAN / TUGAS</w:t>
+              <w:t>Uraian Penugasan &amp; Lokasi Kegiatan</w:t>
             </w:r>
           </w:p>
         </w:tc>
         <w:tc>
           <w:tcPr>
-            <w:tcW w:type="dxa" w:w="1728"/>
-            <w:shd w:val="clear" w:color="auto" w:fill="E0E0E0"/>
+            <w:tcW w:type="dxa" w:w="2041"/>
+            <w:vAlign w:val="center"/>
+            <w:shd w:fill="D9E2F3"/>
+            <w:tcMar>
+              <w:top w:w="90" w:type="dxa"/>
+              <w:bottom w:w="90" w:type="dxa"/>
+              <w:left w:w="110" w:type="dxa"/>
+              <w:right w:w="110" w:type="dxa"/>
+            </w:tcMar>
           </w:tcPr>
           <w:p>
+            <w:pPr>
+              <w:spacing w:before="0" w:after="0" w:line="276" w:lineRule="auto"/>
+              <w:jc w:val="center"/>
+            </w:pPr>
             <w:r>
               <w:rPr>
                 <w:rFonts w:ascii="Arial" w:hAnsi="Arial"/>
                 <w:b/>
-                <w:sz w:val="18"/>
+                <w:sz w:val="19"/>
               </w:rPr>
-              <w:t>LOKASI PENUGASAN</w:t>
+              <w:t>Personel Pelaksana</w:t>
             </w:r>
           </w:p>
         </w:tc>
         <w:tc>
           <w:tcPr>
-            <w:tcW w:type="dxa" w:w="1728"/>
-            <w:shd w:val="clear" w:color="auto" w:fill="E0E0E0"/>
+            <w:tcW w:type="dxa" w:w="1814"/>
+            <w:vAlign w:val="center"/>
+            <w:shd w:fill="D9E2F3"/>
+            <w:tcMar>
+              <w:top w:w="90" w:type="dxa"/>
+              <w:bottom w:w="90" w:type="dxa"/>
+              <w:left w:w="110" w:type="dxa"/>
+              <w:right w:w="110" w:type="dxa"/>
+            </w:tcMar>
           </w:tcPr>
           <w:p>
+            <w:pPr>
+              <w:spacing w:before="0" w:after="0" w:line="276" w:lineRule="auto"/>
+              <w:jc w:val="center"/>
+            </w:pPr>
             <w:r>
               <w:rPr>
                 <w:rFonts w:ascii="Arial" w:hAnsi="Arial"/>
                 <w:b/>
-                <w:sz w:val="18"/>
+                <w:sz w:val="19"/>
               </w:rPr>
-              <w:t>VOLUME KEGIATAN</w:t>
+              <w:t>Nomor SPM &amp; Nilai Realisasi</w:t>
             </w:r>
           </w:p>
         </w:tc>
       </w:tr>
       <w:tr>
+        <w:trPr>
+          <w:cantSplit/>
+        </w:trPr>
         <w:tc>
           <w:tcPr>
-            <w:tcW w:type="dxa" w:w="1728"/>
+            <w:tcW w:type="dxa" w:w="454"/>
+            <w:vAlign w:val="center"/>
+            <w:tcMar>
+              <w:top w:w="75" w:type="dxa"/>
+              <w:bottom w:w="75" w:type="dxa"/>
+              <w:left w:w="110" w:type="dxa"/>
+              <w:right w:w="110" w:type="dxa"/>
+            </w:tcMar>
           </w:tcPr>
           <w:p>
+            <w:pPr>
+              <w:spacing w:before="0" w:after="0" w:line="276" w:lineRule="auto"/>
+              <w:jc w:val="center"/>
+            </w:pPr>
             <w:r>
               <w:rPr>
                 <w:rFonts w:ascii="Arial" w:hAnsi="Arial"/>
-                <w:b/>
-                <w:sz w:val="17"/>
+                <w:b w:val="0"/>
+                <w:sz w:val="19"/>
               </w:rPr>
               <w:t>1</w:t>
             </w:r>
@@ -208,73 +323,136 @@
         </w:tc>
         <w:tc>
           <w:tcPr>
-            <w:tcW w:type="dxa" w:w="1728"/>
+            <w:tcW w:type="dxa" w:w="1531"/>
+            <w:vAlign w:val="center"/>
+            <w:tcMar>
+              <w:top w:w="75" w:type="dxa"/>
+              <w:bottom w:w="75" w:type="dxa"/>
+              <w:left w:w="110" w:type="dxa"/>
+              <w:right w:w="110" w:type="dxa"/>
+            </w:tcMar>
           </w:tcPr>
           <w:p>
+            <w:pPr>
+              <w:spacing w:before="0" w:after="0" w:line="276" w:lineRule="auto"/>
+              <w:jc w:val="center"/>
+            </w:pPr>
             <w:r>
               <w:rPr>
                 <w:rFonts w:ascii="Arial" w:hAnsi="Arial"/>
-                <w:sz w:val="17"/>
+                <w:b w:val="0"/>
+                <w:sz w:val="19"/>
               </w:rPr>
-              <w:t>Junaidi (Penata Teknik)</w:t>
+              <w:t>September 2025</w:t>
             </w:r>
           </w:p>
         </w:tc>
         <w:tc>
           <w:tcPr>
-            <w:tcW w:type="dxa" w:w="1728"/>
+            <w:tcW w:type="dxa" w:w="3515"/>
+            <w:vAlign w:val="center"/>
+            <w:tcMar>
+              <w:top w:w="75" w:type="dxa"/>
+              <w:bottom w:w="75" w:type="dxa"/>
+              <w:left w:w="110" w:type="dxa"/>
+              <w:right w:w="110" w:type="dxa"/>
+            </w:tcMar>
           </w:tcPr>
           <w:p>
+            <w:pPr>
+              <w:spacing w:before="0" w:after="0" w:line="276" w:lineRule="auto"/>
+              <w:jc w:val="both"/>
+            </w:pPr>
             <w:r>
               <w:rPr>
                 <w:rFonts w:ascii="Arial" w:hAnsi="Arial"/>
-                <w:sz w:val="17"/>
+                <w:b w:val="0"/>
+                <w:sz w:val="19"/>
               </w:rPr>
-              <w:t>Koordinator Lapangan &amp; Survei MC-0</w:t>
+              <w:t>Perjalanan Dinas Dalam Kota Survei &amp; Verifikasi Kesiapan Lokasi Lahan SPPG Kota Pekanbaru</w:t>
             </w:r>
           </w:p>
         </w:tc>
         <w:tc>
           <w:tcPr>
-            <w:tcW w:type="dxa" w:w="1728"/>
+            <w:tcW w:type="dxa" w:w="2041"/>
+            <w:vAlign w:val="center"/>
+            <w:tcMar>
+              <w:top w:w="75" w:type="dxa"/>
+              <w:bottom w:w="75" w:type="dxa"/>
+              <w:left w:w="110" w:type="dxa"/>
+              <w:right w:w="110" w:type="dxa"/>
+            </w:tcMar>
           </w:tcPr>
           <w:p>
+            <w:pPr>
+              <w:spacing w:before="0" w:after="0" w:line="276" w:lineRule="auto"/>
+              <w:jc w:val="left"/>
+            </w:pPr>
             <w:r>
               <w:rPr>
                 <w:rFonts w:ascii="Arial" w:hAnsi="Arial"/>
-                <w:sz w:val="17"/>
+                <w:b w:val="0"/>
+                <w:sz w:val="19"/>
               </w:rPr>
-              <w:t>Kampar, Dumai, Siak</w:t>
+              <w:t>Tim Teknis Satker PPS Riau</w:t>
             </w:r>
           </w:p>
         </w:tc>
         <w:tc>
           <w:tcPr>
-            <w:tcW w:type="dxa" w:w="1728"/>
+            <w:tcW w:type="dxa" w:w="1814"/>
+            <w:vAlign w:val="center"/>
+            <w:tcMar>
+              <w:top w:w="75" w:type="dxa"/>
+              <w:bottom w:w="75" w:type="dxa"/>
+              <w:left w:w="110" w:type="dxa"/>
+              <w:right w:w="110" w:type="dxa"/>
+            </w:tcMar>
           </w:tcPr>
           <w:p>
+            <w:pPr>
+              <w:spacing w:before="0" w:after="0" w:line="276" w:lineRule="auto"/>
+              <w:jc w:val="left"/>
+            </w:pPr>
             <w:r>
               <w:rPr>
                 <w:rFonts w:ascii="Arial" w:hAnsi="Arial"/>
-                <w:b/>
-                <w:sz w:val="17"/>
+                <w:b w:val="0"/>
+                <w:sz w:val="19"/>
               </w:rPr>
-              <w:t>8 Kali Lapangan</w:t>
+              <w:t>SPM 00237A</w:t>
+              <w:br/>
+              <w:t>Rp 5.950.000</w:t>
             </w:r>
           </w:p>
         </w:tc>
       </w:tr>
       <w:tr>
+        <w:trPr>
+          <w:cantSplit/>
+        </w:trPr>
         <w:tc>
           <w:tcPr>
-            <w:tcW w:type="dxa" w:w="1728"/>
+            <w:tcW w:type="dxa" w:w="454"/>
+            <w:vAlign w:val="center"/>
+            <w:tcMar>
+              <w:top w:w="75" w:type="dxa"/>
+              <w:bottom w:w="75" w:type="dxa"/>
+              <w:left w:w="110" w:type="dxa"/>
+              <w:right w:w="110" w:type="dxa"/>
+            </w:tcMar>
           </w:tcPr>
           <w:p>
+            <w:pPr>
+              <w:spacing w:before="0" w:after="0" w:line="276" w:lineRule="auto"/>
+              <w:jc w:val="center"/>
+            </w:pPr>
             <w:r>
               <w:rPr>
                 <w:rFonts w:ascii="Arial" w:hAnsi="Arial"/>
-                <w:b/>
-                <w:sz w:val="17"/>
+                <w:b w:val="0"/>
+                <w:sz w:val="19"/>
               </w:rPr>
               <w:t>2</w:t>
             </w:r>
@@ -282,73 +460,136 @@
         </w:tc>
         <w:tc>
           <w:tcPr>
-            <w:tcW w:type="dxa" w:w="1728"/>
+            <w:tcW w:type="dxa" w:w="1531"/>
+            <w:vAlign w:val="center"/>
+            <w:tcMar>
+              <w:top w:w="75" w:type="dxa"/>
+              <w:bottom w:w="75" w:type="dxa"/>
+              <w:left w:w="110" w:type="dxa"/>
+              <w:right w:w="110" w:type="dxa"/>
+            </w:tcMar>
           </w:tcPr>
           <w:p>
+            <w:pPr>
+              <w:spacing w:before="0" w:after="0" w:line="276" w:lineRule="auto"/>
+              <w:jc w:val="center"/>
+            </w:pPr>
             <w:r>
               <w:rPr>
                 <w:rFonts w:ascii="Arial" w:hAnsi="Arial"/>
-                <w:sz w:val="17"/>
+                <w:b w:val="0"/>
+                <w:sz w:val="19"/>
               </w:rPr>
-              <w:t>Muhammad Syah Ridwan, S.T.</w:t>
+              <w:t>September - Oktober 2025</w:t>
             </w:r>
           </w:p>
         </w:tc>
         <w:tc>
           <w:tcPr>
-            <w:tcW w:type="dxa" w:w="1728"/>
+            <w:tcW w:type="dxa" w:w="3515"/>
+            <w:vAlign w:val="center"/>
+            <w:tcMar>
+              <w:top w:w="75" w:type="dxa"/>
+              <w:bottom w:w="75" w:type="dxa"/>
+              <w:left w:w="110" w:type="dxa"/>
+              <w:right w:w="110" w:type="dxa"/>
+            </w:tcMar>
           </w:tcPr>
           <w:p>
+            <w:pPr>
+              <w:spacing w:before="0" w:after="0" w:line="276" w:lineRule="auto"/>
+              <w:jc w:val="both"/>
+            </w:pPr>
             <w:r>
               <w:rPr>
                 <w:rFonts w:ascii="Arial" w:hAnsi="Arial"/>
-                <w:sz w:val="17"/>
+                <w:b w:val="0"/>
+                <w:sz w:val="19"/>
               </w:rPr>
-              <w:t>Pengukuran Teknis &amp; Verifikasi Lokasi</w:t>
+              <w:t>Koordinasi dan Konsultasi Teknis Program Pembangunan SPPG ke Direktorat Jenderal Prasarana Strategis di Jakarta</w:t>
             </w:r>
           </w:p>
         </w:tc>
         <w:tc>
           <w:tcPr>
-            <w:tcW w:type="dxa" w:w="1728"/>
+            <w:tcW w:type="dxa" w:w="2041"/>
+            <w:vAlign w:val="center"/>
+            <w:tcMar>
+              <w:top w:w="75" w:type="dxa"/>
+              <w:bottom w:w="75" w:type="dxa"/>
+              <w:left w:w="110" w:type="dxa"/>
+              <w:right w:w="110" w:type="dxa"/>
+            </w:tcMar>
           </w:tcPr>
           <w:p>
+            <w:pPr>
+              <w:spacing w:before="0" w:after="0" w:line="276" w:lineRule="auto"/>
+              <w:jc w:val="left"/>
+            </w:pPr>
             <w:r>
               <w:rPr>
                 <w:rFonts w:ascii="Arial" w:hAnsi="Arial"/>
-                <w:sz w:val="17"/>
+                <w:b w:val="0"/>
+                <w:sz w:val="19"/>
               </w:rPr>
-              <w:t>Kampar, Dumai, Siak</w:t>
+              <w:t>Nurhidayat Nugroho, S.Ars., dkk.</w:t>
             </w:r>
           </w:p>
         </w:tc>
         <w:tc>
           <w:tcPr>
-            <w:tcW w:type="dxa" w:w="1728"/>
+            <w:tcW w:type="dxa" w:w="1814"/>
+            <w:vAlign w:val="center"/>
+            <w:tcMar>
+              <w:top w:w="75" w:type="dxa"/>
+              <w:bottom w:w="75" w:type="dxa"/>
+              <w:left w:w="110" w:type="dxa"/>
+              <w:right w:w="110" w:type="dxa"/>
+            </w:tcMar>
           </w:tcPr>
           <w:p>
+            <w:pPr>
+              <w:spacing w:before="0" w:after="0" w:line="276" w:lineRule="auto"/>
+              <w:jc w:val="left"/>
+            </w:pPr>
             <w:r>
               <w:rPr>
                 <w:rFonts w:ascii="Arial" w:hAnsi="Arial"/>
-                <w:b/>
-                <w:sz w:val="17"/>
+                <w:b w:val="0"/>
+                <w:sz w:val="19"/>
               </w:rPr>
-              <w:t>7 Kali Lapangan</w:t>
+              <w:t>SPM 00253A</w:t>
+              <w:br/>
+              <w:t>Rp 14.374.129</w:t>
             </w:r>
           </w:p>
         </w:tc>
       </w:tr>
       <w:tr>
+        <w:trPr>
+          <w:cantSplit/>
+        </w:trPr>
         <w:tc>
           <w:tcPr>
-            <w:tcW w:type="dxa" w:w="1728"/>
+            <w:tcW w:type="dxa" w:w="454"/>
+            <w:vAlign w:val="center"/>
+            <w:tcMar>
+              <w:top w:w="75" w:type="dxa"/>
+              <w:bottom w:w="75" w:type="dxa"/>
+              <w:left w:w="110" w:type="dxa"/>
+              <w:right w:w="110" w:type="dxa"/>
+            </w:tcMar>
           </w:tcPr>
           <w:p>
+            <w:pPr>
+              <w:spacing w:before="0" w:after="0" w:line="276" w:lineRule="auto"/>
+              <w:jc w:val="center"/>
+            </w:pPr>
             <w:r>
               <w:rPr>
                 <w:rFonts w:ascii="Arial" w:hAnsi="Arial"/>
-                <w:b/>
-                <w:sz w:val="17"/>
+                <w:b w:val="0"/>
+                <w:sz w:val="19"/>
               </w:rPr>
               <w:t>3</w:t>
             </w:r>
@@ -356,73 +597,136 @@
         </w:tc>
         <w:tc>
           <w:tcPr>
-            <w:tcW w:type="dxa" w:w="1728"/>
+            <w:tcW w:type="dxa" w:w="1531"/>
+            <w:vAlign w:val="center"/>
+            <w:tcMar>
+              <w:top w:w="75" w:type="dxa"/>
+              <w:bottom w:w="75" w:type="dxa"/>
+              <w:left w:w="110" w:type="dxa"/>
+              <w:right w:w="110" w:type="dxa"/>
+            </w:tcMar>
           </w:tcPr>
           <w:p>
+            <w:pPr>
+              <w:spacing w:before="0" w:after="0" w:line="276" w:lineRule="auto"/>
+              <w:jc w:val="center"/>
+            </w:pPr>
             <w:r>
               <w:rPr>
                 <w:rFonts w:ascii="Arial" w:hAnsi="Arial"/>
-                <w:sz w:val="17"/>
+                <w:b w:val="0"/>
+                <w:sz w:val="19"/>
               </w:rPr>
-              <w:t>Lufti Akbar, S.T.</w:t>
+              <w:t>Oktober 2025</w:t>
             </w:r>
           </w:p>
         </w:tc>
         <w:tc>
           <w:tcPr>
-            <w:tcW w:type="dxa" w:w="1728"/>
+            <w:tcW w:type="dxa" w:w="3515"/>
+            <w:vAlign w:val="center"/>
+            <w:tcMar>
+              <w:top w:w="75" w:type="dxa"/>
+              <w:bottom w:w="75" w:type="dxa"/>
+              <w:left w:w="110" w:type="dxa"/>
+              <w:right w:w="110" w:type="dxa"/>
+            </w:tcMar>
           </w:tcPr>
           <w:p>
+            <w:pPr>
+              <w:spacing w:before="0" w:after="0" w:line="276" w:lineRule="auto"/>
+              <w:jc w:val="both"/>
+            </w:pPr>
             <w:r>
               <w:rPr>
                 <w:rFonts w:ascii="Arial" w:hAnsi="Arial"/>
-                <w:sz w:val="17"/>
+                <w:b w:val="0"/>
+                <w:sz w:val="19"/>
               </w:rPr>
-              <w:t>Dokumentasi &amp; Administrasi Lapangan</w:t>
+              <w:t>Survei Teknis dan Pendampingan Kesiapan Lahan Pembangunan Gedung SPPG di Kabupaten Kampar</w:t>
             </w:r>
           </w:p>
         </w:tc>
         <w:tc>
           <w:tcPr>
-            <w:tcW w:type="dxa" w:w="1728"/>
+            <w:tcW w:type="dxa" w:w="2041"/>
+            <w:vAlign w:val="center"/>
+            <w:tcMar>
+              <w:top w:w="75" w:type="dxa"/>
+              <w:bottom w:w="75" w:type="dxa"/>
+              <w:left w:w="110" w:type="dxa"/>
+              <w:right w:w="110" w:type="dxa"/>
+            </w:tcMar>
           </w:tcPr>
           <w:p>
+            <w:pPr>
+              <w:spacing w:before="0" w:after="0" w:line="276" w:lineRule="auto"/>
+              <w:jc w:val="left"/>
+            </w:pPr>
             <w:r>
               <w:rPr>
                 <w:rFonts w:ascii="Arial" w:hAnsi="Arial"/>
-                <w:sz w:val="17"/>
+                <w:b w:val="0"/>
+                <w:sz w:val="19"/>
               </w:rPr>
-              <w:t>Kampar, Siak</w:t>
+              <w:t>Muhammad Syah Ridwan, S.T., Lufti Akbar, S.T.</w:t>
             </w:r>
           </w:p>
         </w:tc>
         <w:tc>
           <w:tcPr>
-            <w:tcW w:type="dxa" w:w="1728"/>
+            <w:tcW w:type="dxa" w:w="1814"/>
+            <w:vAlign w:val="center"/>
+            <w:tcMar>
+              <w:top w:w="75" w:type="dxa"/>
+              <w:bottom w:w="75" w:type="dxa"/>
+              <w:left w:w="110" w:type="dxa"/>
+              <w:right w:w="110" w:type="dxa"/>
+            </w:tcMar>
           </w:tcPr>
           <w:p>
+            <w:pPr>
+              <w:spacing w:before="0" w:after="0" w:line="276" w:lineRule="auto"/>
+              <w:jc w:val="left"/>
+            </w:pPr>
             <w:r>
               <w:rPr>
                 <w:rFonts w:ascii="Arial" w:hAnsi="Arial"/>
-                <w:b/>
-                <w:sz w:val="17"/>
+                <w:b w:val="0"/>
+                <w:sz w:val="19"/>
               </w:rPr>
-              <w:t>6 Kali Lapangan</w:t>
+              <w:t>SPM 00269A</w:t>
+              <w:br/>
+              <w:t>Rp 16.382.100</w:t>
             </w:r>
           </w:p>
         </w:tc>
       </w:tr>
       <w:tr>
+        <w:trPr>
+          <w:cantSplit/>
+        </w:trPr>
         <w:tc>
           <w:tcPr>
-            <w:tcW w:type="dxa" w:w="1728"/>
+            <w:tcW w:type="dxa" w:w="454"/>
+            <w:vAlign w:val="center"/>
+            <w:tcMar>
+              <w:top w:w="75" w:type="dxa"/>
+              <w:bottom w:w="75" w:type="dxa"/>
+              <w:left w:w="110" w:type="dxa"/>
+              <w:right w:w="110" w:type="dxa"/>
+            </w:tcMar>
           </w:tcPr>
           <w:p>
+            <w:pPr>
+              <w:spacing w:before="0" w:after="0" w:line="276" w:lineRule="auto"/>
+              <w:jc w:val="center"/>
+            </w:pPr>
             <w:r>
               <w:rPr>
                 <w:rFonts w:ascii="Arial" w:hAnsi="Arial"/>
-                <w:b/>
-                <w:sz w:val="17"/>
+                <w:b w:val="0"/>
+                <w:sz w:val="19"/>
               </w:rPr>
               <w:t>4</w:t>
             </w:r>
@@ -430,73 +734,136 @@
         </w:tc>
         <w:tc>
           <w:tcPr>
-            <w:tcW w:type="dxa" w:w="1728"/>
+            <w:tcW w:type="dxa" w:w="1531"/>
+            <w:vAlign w:val="center"/>
+            <w:tcMar>
+              <w:top w:w="75" w:type="dxa"/>
+              <w:bottom w:w="75" w:type="dxa"/>
+              <w:left w:w="110" w:type="dxa"/>
+              <w:right w:w="110" w:type="dxa"/>
+            </w:tcMar>
           </w:tcPr>
           <w:p>
+            <w:pPr>
+              <w:spacing w:before="0" w:after="0" w:line="276" w:lineRule="auto"/>
+              <w:jc w:val="center"/>
+            </w:pPr>
             <w:r>
               <w:rPr>
                 <w:rFonts w:ascii="Arial" w:hAnsi="Arial"/>
-                <w:sz w:val="17"/>
+                <w:b w:val="0"/>
+                <w:sz w:val="19"/>
               </w:rPr>
-              <w:t>Agung Justika Indra, S.T.</w:t>
+              <w:t>Oktober 2025</w:t>
             </w:r>
           </w:p>
         </w:tc>
         <w:tc>
           <w:tcPr>
-            <w:tcW w:type="dxa" w:w="1728"/>
+            <w:tcW w:type="dxa" w:w="3515"/>
+            <w:vAlign w:val="center"/>
+            <w:tcMar>
+              <w:top w:w="75" w:type="dxa"/>
+              <w:bottom w:w="75" w:type="dxa"/>
+              <w:left w:w="110" w:type="dxa"/>
+              <w:right w:w="110" w:type="dxa"/>
+            </w:tcMar>
           </w:tcPr>
           <w:p>
+            <w:pPr>
+              <w:spacing w:before="0" w:after="0" w:line="276" w:lineRule="auto"/>
+              <w:jc w:val="both"/>
+            </w:pPr>
             <w:r>
               <w:rPr>
                 <w:rFonts w:ascii="Arial" w:hAnsi="Arial"/>
-                <w:sz w:val="17"/>
+                <w:b w:val="0"/>
+                <w:sz w:val="19"/>
               </w:rPr>
-              <w:t>Monitoring Fisik Calon Bangunan SPPG</w:t>
+              <w:t>Koordinasi Teknis dan Konsultasi Pengendalian Pembangunan Gedung SPPG di Jakarta</w:t>
             </w:r>
           </w:p>
         </w:tc>
         <w:tc>
           <w:tcPr>
-            <w:tcW w:type="dxa" w:w="1728"/>
+            <w:tcW w:type="dxa" w:w="2041"/>
+            <w:vAlign w:val="center"/>
+            <w:tcMar>
+              <w:top w:w="75" w:type="dxa"/>
+              <w:bottom w:w="75" w:type="dxa"/>
+              <w:left w:w="110" w:type="dxa"/>
+              <w:right w:w="110" w:type="dxa"/>
+            </w:tcMar>
           </w:tcPr>
           <w:p>
+            <w:pPr>
+              <w:spacing w:before="0" w:after="0" w:line="276" w:lineRule="auto"/>
+              <w:jc w:val="left"/>
+            </w:pPr>
             <w:r>
               <w:rPr>
                 <w:rFonts w:ascii="Arial" w:hAnsi="Arial"/>
-                <w:sz w:val="17"/>
+                <w:b w:val="0"/>
+                <w:sz w:val="19"/>
               </w:rPr>
-              <w:t>Dumai, Siak</w:t>
+              <w:t>Tim Teknis Satker PPS Riau</w:t>
             </w:r>
           </w:p>
         </w:tc>
         <w:tc>
           <w:tcPr>
-            <w:tcW w:type="dxa" w:w="1728"/>
+            <w:tcW w:type="dxa" w:w="1814"/>
+            <w:vAlign w:val="center"/>
+            <w:tcMar>
+              <w:top w:w="75" w:type="dxa"/>
+              <w:bottom w:w="75" w:type="dxa"/>
+              <w:left w:w="110" w:type="dxa"/>
+              <w:right w:w="110" w:type="dxa"/>
+            </w:tcMar>
           </w:tcPr>
           <w:p>
+            <w:pPr>
+              <w:spacing w:before="0" w:after="0" w:line="276" w:lineRule="auto"/>
+              <w:jc w:val="left"/>
+            </w:pPr>
             <w:r>
               <w:rPr>
                 <w:rFonts w:ascii="Arial" w:hAnsi="Arial"/>
-                <w:b/>
-                <w:sz w:val="17"/>
+                <w:b w:val="0"/>
+                <w:sz w:val="19"/>
               </w:rPr>
-              <w:t>5 Kali Lapangan</w:t>
+              <w:t>SPM 00282A</w:t>
+              <w:br/>
+              <w:t>Rp 15.619.299</w:t>
             </w:r>
           </w:p>
         </w:tc>
       </w:tr>
       <w:tr>
+        <w:trPr>
+          <w:cantSplit/>
+        </w:trPr>
         <w:tc>
           <w:tcPr>
-            <w:tcW w:type="dxa" w:w="1728"/>
+            <w:tcW w:type="dxa" w:w="454"/>
+            <w:vAlign w:val="center"/>
+            <w:tcMar>
+              <w:top w:w="75" w:type="dxa"/>
+              <w:bottom w:w="75" w:type="dxa"/>
+              <w:left w:w="110" w:type="dxa"/>
+              <w:right w:w="110" w:type="dxa"/>
+            </w:tcMar>
           </w:tcPr>
           <w:p>
+            <w:pPr>
+              <w:spacing w:before="0" w:after="0" w:line="276" w:lineRule="auto"/>
+              <w:jc w:val="center"/>
+            </w:pPr>
             <w:r>
               <w:rPr>
                 <w:rFonts w:ascii="Arial" w:hAnsi="Arial"/>
-                <w:b/>
-                <w:sz w:val="17"/>
+                <w:b w:val="0"/>
+                <w:sz w:val="19"/>
               </w:rPr>
               <w:t>5</w:t>
             </w:r>
@@ -504,73 +871,136 @@
         </w:tc>
         <w:tc>
           <w:tcPr>
-            <w:tcW w:type="dxa" w:w="1728"/>
+            <w:tcW w:type="dxa" w:w="1531"/>
+            <w:vAlign w:val="center"/>
+            <w:tcMar>
+              <w:top w:w="75" w:type="dxa"/>
+              <w:bottom w:w="75" w:type="dxa"/>
+              <w:left w:w="110" w:type="dxa"/>
+              <w:right w:w="110" w:type="dxa"/>
+            </w:tcMar>
           </w:tcPr>
           <w:p>
+            <w:pPr>
+              <w:spacing w:before="0" w:after="0" w:line="276" w:lineRule="auto"/>
+              <w:jc w:val="center"/>
+            </w:pPr>
             <w:r>
               <w:rPr>
                 <w:rFonts w:ascii="Arial" w:hAnsi="Arial"/>
-                <w:sz w:val="17"/>
+                <w:b w:val="0"/>
+                <w:sz w:val="19"/>
               </w:rPr>
-              <w:t>Noni Septiani, S.T.</w:t>
+              <w:t>Oktober 2025</w:t>
             </w:r>
           </w:p>
         </w:tc>
         <w:tc>
           <w:tcPr>
-            <w:tcW w:type="dxa" w:w="1728"/>
+            <w:tcW w:type="dxa" w:w="3515"/>
+            <w:vAlign w:val="center"/>
+            <w:tcMar>
+              <w:top w:w="75" w:type="dxa"/>
+              <w:bottom w:w="75" w:type="dxa"/>
+              <w:left w:w="110" w:type="dxa"/>
+              <w:right w:w="110" w:type="dxa"/>
+            </w:tcMar>
           </w:tcPr>
           <w:p>
+            <w:pPr>
+              <w:spacing w:before="0" w:after="0" w:line="276" w:lineRule="auto"/>
+              <w:jc w:val="both"/>
+            </w:pPr>
             <w:r>
               <w:rPr>
                 <w:rFonts w:ascii="Arial" w:hAnsi="Arial"/>
-                <w:sz w:val="17"/>
+                <w:b w:val="0"/>
+                <w:sz w:val="19"/>
               </w:rPr>
-              <w:t>Penyusunan Berkas &amp; Verifikasi Lapangan</w:t>
+              <w:t>Survei Lapangan dan Verifikasi Teknis Lokasi Pembangunan Gedung SPPG di Kota Dumai</w:t>
             </w:r>
           </w:p>
         </w:tc>
         <w:tc>
           <w:tcPr>
-            <w:tcW w:type="dxa" w:w="1728"/>
+            <w:tcW w:type="dxa" w:w="2041"/>
+            <w:vAlign w:val="center"/>
+            <w:tcMar>
+              <w:top w:w="75" w:type="dxa"/>
+              <w:bottom w:w="75" w:type="dxa"/>
+              <w:left w:w="110" w:type="dxa"/>
+              <w:right w:w="110" w:type="dxa"/>
+            </w:tcMar>
           </w:tcPr>
           <w:p>
+            <w:pPr>
+              <w:spacing w:before="0" w:after="0" w:line="276" w:lineRule="auto"/>
+              <w:jc w:val="left"/>
+            </w:pPr>
             <w:r>
               <w:rPr>
                 <w:rFonts w:ascii="Arial" w:hAnsi="Arial"/>
-                <w:sz w:val="17"/>
+                <w:b w:val="0"/>
+                <w:sz w:val="19"/>
               </w:rPr>
-              <w:t>Dumai, Siak, Pekanbaru</w:t>
+              <w:t>Tim Teknis Satker PPS Riau</w:t>
             </w:r>
           </w:p>
         </w:tc>
         <w:tc>
           <w:tcPr>
-            <w:tcW w:type="dxa" w:w="1728"/>
+            <w:tcW w:type="dxa" w:w="1814"/>
+            <w:vAlign w:val="center"/>
+            <w:tcMar>
+              <w:top w:w="75" w:type="dxa"/>
+              <w:bottom w:w="75" w:type="dxa"/>
+              <w:left w:w="110" w:type="dxa"/>
+              <w:right w:w="110" w:type="dxa"/>
+            </w:tcMar>
           </w:tcPr>
           <w:p>
+            <w:pPr>
+              <w:spacing w:before="0" w:after="0" w:line="276" w:lineRule="auto"/>
+              <w:jc w:val="left"/>
+            </w:pPr>
             <w:r>
               <w:rPr>
                 <w:rFonts w:ascii="Arial" w:hAnsi="Arial"/>
-                <w:b/>
-                <w:sz w:val="17"/>
+                <w:b w:val="0"/>
+                <w:sz w:val="19"/>
               </w:rPr>
-              <w:t>5 Kali Lapangan</w:t>
+              <w:t>SPM 00285A</w:t>
+              <w:br/>
+              <w:t>Rp 9.480.000</w:t>
             </w:r>
           </w:p>
         </w:tc>
       </w:tr>
       <w:tr>
+        <w:trPr>
+          <w:cantSplit/>
+        </w:trPr>
         <w:tc>
           <w:tcPr>
-            <w:tcW w:type="dxa" w:w="1728"/>
+            <w:tcW w:type="dxa" w:w="454"/>
+            <w:vAlign w:val="center"/>
+            <w:tcMar>
+              <w:top w:w="75" w:type="dxa"/>
+              <w:bottom w:w="75" w:type="dxa"/>
+              <w:left w:w="110" w:type="dxa"/>
+              <w:right w:w="110" w:type="dxa"/>
+            </w:tcMar>
           </w:tcPr>
           <w:p>
+            <w:pPr>
+              <w:spacing w:before="0" w:after="0" w:line="276" w:lineRule="auto"/>
+              <w:jc w:val="center"/>
+            </w:pPr>
             <w:r>
               <w:rPr>
                 <w:rFonts w:ascii="Arial" w:hAnsi="Arial"/>
-                <w:b/>
-                <w:sz w:val="17"/>
+                <w:b w:val="0"/>
+                <w:sz w:val="19"/>
               </w:rPr>
               <w:t>6</w:t>
             </w:r>
@@ -578,73 +1008,136 @@
         </w:tc>
         <w:tc>
           <w:tcPr>
-            <w:tcW w:type="dxa" w:w="1728"/>
+            <w:tcW w:type="dxa" w:w="1531"/>
+            <w:vAlign w:val="center"/>
+            <w:tcMar>
+              <w:top w:w="75" w:type="dxa"/>
+              <w:bottom w:w="75" w:type="dxa"/>
+              <w:left w:w="110" w:type="dxa"/>
+              <w:right w:w="110" w:type="dxa"/>
+            </w:tcMar>
           </w:tcPr>
           <w:p>
+            <w:pPr>
+              <w:spacing w:before="0" w:after="0" w:line="276" w:lineRule="auto"/>
+              <w:jc w:val="center"/>
+            </w:pPr>
             <w:r>
               <w:rPr>
                 <w:rFonts w:ascii="Arial" w:hAnsi="Arial"/>
-                <w:sz w:val="17"/>
+                <w:b w:val="0"/>
+                <w:sz w:val="19"/>
               </w:rPr>
-              <w:t>Yoanda Adimas Putra, S.T.</w:t>
+              <w:t>November 2025</w:t>
             </w:r>
           </w:p>
         </w:tc>
         <w:tc>
           <w:tcPr>
-            <w:tcW w:type="dxa" w:w="1728"/>
+            <w:tcW w:type="dxa" w:w="3515"/>
+            <w:vAlign w:val="center"/>
+            <w:tcMar>
+              <w:top w:w="75" w:type="dxa"/>
+              <w:bottom w:w="75" w:type="dxa"/>
+              <w:left w:w="110" w:type="dxa"/>
+              <w:right w:w="110" w:type="dxa"/>
+            </w:tcMar>
           </w:tcPr>
           <w:p>
+            <w:pPr>
+              <w:spacing w:before="0" w:after="0" w:line="276" w:lineRule="auto"/>
+              <w:jc w:val="both"/>
+            </w:pPr>
             <w:r>
               <w:rPr>
                 <w:rFonts w:ascii="Arial" w:hAnsi="Arial"/>
-                <w:sz w:val="17"/>
+                <w:b w:val="0"/>
+                <w:sz w:val="19"/>
               </w:rPr>
-              <w:t>Asistensi Teknis &amp; Pemetaan Lokasi</w:t>
+              <w:t>Monitoring dan Evaluasi Kemajuan Pembangunan Gedung SPPG di Kabupaten Kampar dan Kabupaten Siak</w:t>
             </w:r>
           </w:p>
         </w:tc>
         <w:tc>
           <w:tcPr>
-            <w:tcW w:type="dxa" w:w="1728"/>
+            <w:tcW w:type="dxa" w:w="2041"/>
+            <w:vAlign w:val="center"/>
+            <w:tcMar>
+              <w:top w:w="75" w:type="dxa"/>
+              <w:bottom w:w="75" w:type="dxa"/>
+              <w:left w:w="110" w:type="dxa"/>
+              <w:right w:w="110" w:type="dxa"/>
+            </w:tcMar>
           </w:tcPr>
           <w:p>
+            <w:pPr>
+              <w:spacing w:before="0" w:after="0" w:line="276" w:lineRule="auto"/>
+              <w:jc w:val="left"/>
+            </w:pPr>
             <w:r>
               <w:rPr>
                 <w:rFonts w:ascii="Arial" w:hAnsi="Arial"/>
-                <w:sz w:val="17"/>
+                <w:b w:val="0"/>
+                <w:sz w:val="19"/>
               </w:rPr>
-              <w:t>Dumai, Siak</w:t>
+              <w:t>Agung Justika Indra, S.T., dkk.</w:t>
             </w:r>
           </w:p>
         </w:tc>
         <w:tc>
           <w:tcPr>
-            <w:tcW w:type="dxa" w:w="1728"/>
+            <w:tcW w:type="dxa" w:w="1814"/>
+            <w:vAlign w:val="center"/>
+            <w:tcMar>
+              <w:top w:w="75" w:type="dxa"/>
+              <w:bottom w:w="75" w:type="dxa"/>
+              <w:left w:w="110" w:type="dxa"/>
+              <w:right w:w="110" w:type="dxa"/>
+            </w:tcMar>
           </w:tcPr>
           <w:p>
+            <w:pPr>
+              <w:spacing w:before="0" w:after="0" w:line="276" w:lineRule="auto"/>
+              <w:jc w:val="left"/>
+            </w:pPr>
             <w:r>
               <w:rPr>
                 <w:rFonts w:ascii="Arial" w:hAnsi="Arial"/>
-                <w:b/>
-                <w:sz w:val="17"/>
+                <w:b w:val="0"/>
+                <w:sz w:val="19"/>
               </w:rPr>
-              <w:t>4 Kali Lapangan</w:t>
+              <w:t>SPM 00338A</w:t>
+              <w:br/>
+              <w:t>Rp 15.860.000</w:t>
             </w:r>
           </w:p>
         </w:tc>
       </w:tr>
       <w:tr>
+        <w:trPr>
+          <w:cantSplit/>
+        </w:trPr>
         <w:tc>
           <w:tcPr>
-            <w:tcW w:type="dxa" w:w="1728"/>
+            <w:tcW w:type="dxa" w:w="454"/>
+            <w:vAlign w:val="center"/>
+            <w:tcMar>
+              <w:top w:w="75" w:type="dxa"/>
+              <w:bottom w:w="75" w:type="dxa"/>
+              <w:left w:w="110" w:type="dxa"/>
+              <w:right w:w="110" w:type="dxa"/>
+            </w:tcMar>
           </w:tcPr>
           <w:p>
+            <w:pPr>
+              <w:spacing w:before="0" w:after="0" w:line="276" w:lineRule="auto"/>
+              <w:jc w:val="center"/>
+            </w:pPr>
             <w:r>
               <w:rPr>
                 <w:rFonts w:ascii="Arial" w:hAnsi="Arial"/>
-                <w:b/>
-                <w:sz w:val="17"/>
+                <w:b w:val="0"/>
+                <w:sz w:val="19"/>
               </w:rPr>
               <w:t>7</w:t>
             </w:r>
@@ -652,73 +1145,136 @@
         </w:tc>
         <w:tc>
           <w:tcPr>
-            <w:tcW w:type="dxa" w:w="1728"/>
+            <w:tcW w:type="dxa" w:w="1531"/>
+            <w:vAlign w:val="center"/>
+            <w:tcMar>
+              <w:top w:w="75" w:type="dxa"/>
+              <w:bottom w:w="75" w:type="dxa"/>
+              <w:left w:w="110" w:type="dxa"/>
+              <w:right w:w="110" w:type="dxa"/>
+            </w:tcMar>
           </w:tcPr>
           <w:p>
+            <w:pPr>
+              <w:spacing w:before="0" w:after="0" w:line="276" w:lineRule="auto"/>
+              <w:jc w:val="center"/>
+            </w:pPr>
             <w:r>
               <w:rPr>
                 <w:rFonts w:ascii="Arial" w:hAnsi="Arial"/>
-                <w:sz w:val="17"/>
+                <w:b w:val="0"/>
+                <w:sz w:val="19"/>
               </w:rPr>
-              <w:t>Nurulia Sefriandari, S.T.</w:t>
+              <w:t>November 2025</w:t>
             </w:r>
           </w:p>
         </w:tc>
         <w:tc>
           <w:tcPr>
-            <w:tcW w:type="dxa" w:w="1728"/>
+            <w:tcW w:type="dxa" w:w="3515"/>
+            <w:vAlign w:val="center"/>
+            <w:tcMar>
+              <w:top w:w="75" w:type="dxa"/>
+              <w:bottom w:w="75" w:type="dxa"/>
+              <w:left w:w="110" w:type="dxa"/>
+              <w:right w:w="110" w:type="dxa"/>
+            </w:tcMar>
           </w:tcPr>
           <w:p>
+            <w:pPr>
+              <w:spacing w:before="0" w:after="0" w:line="276" w:lineRule="auto"/>
+              <w:jc w:val="both"/>
+            </w:pPr>
             <w:r>
               <w:rPr>
                 <w:rFonts w:ascii="Arial" w:hAnsi="Arial"/>
-                <w:sz w:val="17"/>
+                <w:b w:val="0"/>
+                <w:sz w:val="19"/>
               </w:rPr>
-              <w:t>Koordinasi Anggaran &amp; SPPD</w:t>
+              <w:t>Koordinasi Teknis dan Sinkronisasi Data Pembangunan SPPG dengan Balai / Instansi Terkait di Medan</w:t>
             </w:r>
           </w:p>
         </w:tc>
         <w:tc>
           <w:tcPr>
-            <w:tcW w:type="dxa" w:w="1728"/>
+            <w:tcW w:type="dxa" w:w="2041"/>
+            <w:vAlign w:val="center"/>
+            <w:tcMar>
+              <w:top w:w="75" w:type="dxa"/>
+              <w:bottom w:w="75" w:type="dxa"/>
+              <w:left w:w="110" w:type="dxa"/>
+              <w:right w:w="110" w:type="dxa"/>
+            </w:tcMar>
           </w:tcPr>
           <w:p>
+            <w:pPr>
+              <w:spacing w:before="0" w:after="0" w:line="276" w:lineRule="auto"/>
+              <w:jc w:val="left"/>
+            </w:pPr>
             <w:r>
               <w:rPr>
                 <w:rFonts w:ascii="Arial" w:hAnsi="Arial"/>
-                <w:sz w:val="17"/>
+                <w:b w:val="0"/>
+                <w:sz w:val="19"/>
               </w:rPr>
-              <w:t>Jakarta, Pekanbaru</w:t>
+              <w:t>Tim Teknis Satker PPS Riau</w:t>
             </w:r>
           </w:p>
         </w:tc>
         <w:tc>
           <w:tcPr>
-            <w:tcW w:type="dxa" w:w="1728"/>
+            <w:tcW w:type="dxa" w:w="1814"/>
+            <w:vAlign w:val="center"/>
+            <w:tcMar>
+              <w:top w:w="75" w:type="dxa"/>
+              <w:bottom w:w="75" w:type="dxa"/>
+              <w:left w:w="110" w:type="dxa"/>
+              <w:right w:w="110" w:type="dxa"/>
+            </w:tcMar>
           </w:tcPr>
           <w:p>
+            <w:pPr>
+              <w:spacing w:before="0" w:after="0" w:line="276" w:lineRule="auto"/>
+              <w:jc w:val="left"/>
+            </w:pPr>
             <w:r>
               <w:rPr>
                 <w:rFonts w:ascii="Arial" w:hAnsi="Arial"/>
-                <w:b/>
-                <w:sz w:val="17"/>
+                <w:b w:val="0"/>
+                <w:sz w:val="19"/>
               </w:rPr>
-              <w:t>4 Kali Koordinasi</w:t>
+              <w:t>SPM 00383A</w:t>
+              <w:br/>
+              <w:t>Rp 10.671.564</w:t>
             </w:r>
           </w:p>
         </w:tc>
       </w:tr>
       <w:tr>
+        <w:trPr>
+          <w:cantSplit/>
+        </w:trPr>
         <w:tc>
           <w:tcPr>
-            <w:tcW w:type="dxa" w:w="1728"/>
+            <w:tcW w:type="dxa" w:w="454"/>
+            <w:vAlign w:val="center"/>
+            <w:tcMar>
+              <w:top w:w="75" w:type="dxa"/>
+              <w:bottom w:w="75" w:type="dxa"/>
+              <w:left w:w="110" w:type="dxa"/>
+              <w:right w:w="110" w:type="dxa"/>
+            </w:tcMar>
           </w:tcPr>
           <w:p>
+            <w:pPr>
+              <w:spacing w:before="0" w:after="0" w:line="276" w:lineRule="auto"/>
+              <w:jc w:val="center"/>
+            </w:pPr>
             <w:r>
               <w:rPr>
                 <w:rFonts w:ascii="Arial" w:hAnsi="Arial"/>
-                <w:b/>
-                <w:sz w:val="17"/>
+                <w:b w:val="0"/>
+                <w:sz w:val="19"/>
               </w:rPr>
               <w:t>8</w:t>
             </w:r>
@@ -726,73 +1282,136 @@
         </w:tc>
         <w:tc>
           <w:tcPr>
-            <w:tcW w:type="dxa" w:w="1728"/>
+            <w:tcW w:type="dxa" w:w="1531"/>
+            <w:vAlign w:val="center"/>
+            <w:tcMar>
+              <w:top w:w="75" w:type="dxa"/>
+              <w:bottom w:w="75" w:type="dxa"/>
+              <w:left w:w="110" w:type="dxa"/>
+              <w:right w:w="110" w:type="dxa"/>
+            </w:tcMar>
           </w:tcPr>
           <w:p>
+            <w:pPr>
+              <w:spacing w:before="0" w:after="0" w:line="276" w:lineRule="auto"/>
+              <w:jc w:val="center"/>
+            </w:pPr>
             <w:r>
               <w:rPr>
                 <w:rFonts w:ascii="Arial" w:hAnsi="Arial"/>
-                <w:sz w:val="17"/>
+                <w:b w:val="0"/>
+                <w:sz w:val="19"/>
               </w:rPr>
-              <w:t>Firmansyah, S.E.</w:t>
+              <w:t>November 2025</w:t>
             </w:r>
           </w:p>
         </w:tc>
         <w:tc>
           <w:tcPr>
-            <w:tcW w:type="dxa" w:w="1728"/>
+            <w:tcW w:type="dxa" w:w="3515"/>
+            <w:vAlign w:val="center"/>
+            <w:tcMar>
+              <w:top w:w="75" w:type="dxa"/>
+              <w:bottom w:w="75" w:type="dxa"/>
+              <w:left w:w="110" w:type="dxa"/>
+              <w:right w:w="110" w:type="dxa"/>
+            </w:tcMar>
           </w:tcPr>
           <w:p>
+            <w:pPr>
+              <w:spacing w:before="0" w:after="0" w:line="276" w:lineRule="auto"/>
+              <w:jc w:val="both"/>
+            </w:pPr>
             <w:r>
               <w:rPr>
                 <w:rFonts w:ascii="Arial" w:hAnsi="Arial"/>
-                <w:sz w:val="17"/>
+                <w:b w:val="0"/>
+                <w:sz w:val="19"/>
               </w:rPr>
-              <w:t>Verifikasi Dokumen Belanja &amp; Kuitansi</w:t>
+              <w:t>Monitoring Lapangan dan Pemeriksaan Teknis Pembangunan Gedung SPPG di Kota Dumai</w:t>
             </w:r>
           </w:p>
         </w:tc>
         <w:tc>
           <w:tcPr>
-            <w:tcW w:type="dxa" w:w="1728"/>
+            <w:tcW w:type="dxa" w:w="2041"/>
+            <w:vAlign w:val="center"/>
+            <w:tcMar>
+              <w:top w:w="75" w:type="dxa"/>
+              <w:bottom w:w="75" w:type="dxa"/>
+              <w:left w:w="110" w:type="dxa"/>
+              <w:right w:w="110" w:type="dxa"/>
+            </w:tcMar>
           </w:tcPr>
           <w:p>
+            <w:pPr>
+              <w:spacing w:before="0" w:after="0" w:line="276" w:lineRule="auto"/>
+              <w:jc w:val="left"/>
+            </w:pPr>
             <w:r>
               <w:rPr>
                 <w:rFonts w:ascii="Arial" w:hAnsi="Arial"/>
-                <w:sz w:val="17"/>
+                <w:b w:val="0"/>
+                <w:sz w:val="19"/>
               </w:rPr>
-              <w:t>Pekanbaru (Kantor)</w:t>
+              <w:t>Tim Teknis Satker PPS Riau</w:t>
             </w:r>
           </w:p>
         </w:tc>
         <w:tc>
           <w:tcPr>
-            <w:tcW w:type="dxa" w:w="1728"/>
+            <w:tcW w:type="dxa" w:w="1814"/>
+            <w:vAlign w:val="center"/>
+            <w:tcMar>
+              <w:top w:w="75" w:type="dxa"/>
+              <w:bottom w:w="75" w:type="dxa"/>
+              <w:left w:w="110" w:type="dxa"/>
+              <w:right w:w="110" w:type="dxa"/>
+            </w:tcMar>
           </w:tcPr>
           <w:p>
+            <w:pPr>
+              <w:spacing w:before="0" w:after="0" w:line="276" w:lineRule="auto"/>
+              <w:jc w:val="left"/>
+            </w:pPr>
             <w:r>
               <w:rPr>
                 <w:rFonts w:ascii="Arial" w:hAnsi="Arial"/>
-                <w:b/>
-                <w:sz w:val="17"/>
+                <w:b w:val="0"/>
+                <w:sz w:val="19"/>
               </w:rPr>
-              <w:t>Penuh (3 Bulan)</w:t>
+              <w:t>SPM 00399A</w:t>
+              <w:br/>
+              <w:t>Rp 11.737.008</w:t>
             </w:r>
           </w:p>
         </w:tc>
       </w:tr>
       <w:tr>
+        <w:trPr>
+          <w:cantSplit/>
+        </w:trPr>
         <w:tc>
           <w:tcPr>
-            <w:tcW w:type="dxa" w:w="1728"/>
+            <w:tcW w:type="dxa" w:w="454"/>
+            <w:vAlign w:val="center"/>
+            <w:tcMar>
+              <w:top w:w="75" w:type="dxa"/>
+              <w:bottom w:w="75" w:type="dxa"/>
+              <w:left w:w="110" w:type="dxa"/>
+              <w:right w:w="110" w:type="dxa"/>
+            </w:tcMar>
           </w:tcPr>
           <w:p>
+            <w:pPr>
+              <w:spacing w:before="0" w:after="0" w:line="276" w:lineRule="auto"/>
+              <w:jc w:val="center"/>
+            </w:pPr>
             <w:r>
               <w:rPr>
                 <w:rFonts w:ascii="Arial" w:hAnsi="Arial"/>
-                <w:b/>
-                <w:sz w:val="17"/>
+                <w:b w:val="0"/>
+                <w:sz w:val="19"/>
               </w:rPr>
               <w:t>9</w:t>
             </w:r>
@@ -800,58 +1419,107 @@
         </w:tc>
         <w:tc>
           <w:tcPr>
-            <w:tcW w:type="dxa" w:w="1728"/>
+            <w:tcW w:type="dxa" w:w="1531"/>
+            <w:vAlign w:val="center"/>
+            <w:tcMar>
+              <w:top w:w="75" w:type="dxa"/>
+              <w:bottom w:w="75" w:type="dxa"/>
+              <w:left w:w="110" w:type="dxa"/>
+              <w:right w:w="110" w:type="dxa"/>
+            </w:tcMar>
           </w:tcPr>
           <w:p>
+            <w:pPr>
+              <w:spacing w:before="0" w:after="0" w:line="276" w:lineRule="auto"/>
+              <w:jc w:val="center"/>
+            </w:pPr>
             <w:r>
               <w:rPr>
                 <w:rFonts w:ascii="Arial" w:hAnsi="Arial"/>
-                <w:sz w:val="17"/>
+                <w:b w:val="0"/>
+                <w:sz w:val="19"/>
               </w:rPr>
-              <w:t>Herlinda, A.Md.</w:t>
+              <w:t>Desember 2025</w:t>
             </w:r>
           </w:p>
         </w:tc>
         <w:tc>
           <w:tcPr>
-            <w:tcW w:type="dxa" w:w="1728"/>
+            <w:tcW w:type="dxa" w:w="3515"/>
+            <w:vAlign w:val="center"/>
+            <w:tcMar>
+              <w:top w:w="75" w:type="dxa"/>
+              <w:bottom w:w="75" w:type="dxa"/>
+              <w:left w:w="110" w:type="dxa"/>
+              <w:right w:w="110" w:type="dxa"/>
+            </w:tcMar>
           </w:tcPr>
           <w:p>
+            <w:pPr>
+              <w:spacing w:before="0" w:after="0" w:line="276" w:lineRule="auto"/>
+              <w:jc w:val="both"/>
+            </w:pPr>
             <w:r>
               <w:rPr>
                 <w:rFonts w:ascii="Arial" w:hAnsi="Arial"/>
-                <w:sz w:val="17"/>
+                <w:b w:val="0"/>
+                <w:sz w:val="19"/>
               </w:rPr>
-              <w:t>Pengarsipan Dokumen &amp; Checklist</w:t>
+              <w:t>Monitoring Akhir dan Evaluasi Pelaksanaan Pembangunan Gedung SPPG Wilayah Provinsi Riau</w:t>
             </w:r>
           </w:p>
         </w:tc>
         <w:tc>
           <w:tcPr>
-            <w:tcW w:type="dxa" w:w="1728"/>
+            <w:tcW w:type="dxa" w:w="2041"/>
+            <w:vAlign w:val="center"/>
+            <w:tcMar>
+              <w:top w:w="75" w:type="dxa"/>
+              <w:bottom w:w="75" w:type="dxa"/>
+              <w:left w:w="110" w:type="dxa"/>
+              <w:right w:w="110" w:type="dxa"/>
+            </w:tcMar>
           </w:tcPr>
           <w:p>
+            <w:pPr>
+              <w:spacing w:before="0" w:after="0" w:line="276" w:lineRule="auto"/>
+              <w:jc w:val="left"/>
+            </w:pPr>
             <w:r>
               <w:rPr>
                 <w:rFonts w:ascii="Arial" w:hAnsi="Arial"/>
-                <w:sz w:val="17"/>
+                <w:b w:val="0"/>
+                <w:sz w:val="19"/>
               </w:rPr>
-              <w:t>Pekanbaru (Kantor)</w:t>
+              <w:t>Junaidi, Noni Septiani, S.T., dkk.</w:t>
             </w:r>
           </w:p>
         </w:tc>
         <w:tc>
           <w:tcPr>
-            <w:tcW w:type="dxa" w:w="1728"/>
+            <w:tcW w:type="dxa" w:w="1814"/>
+            <w:vAlign w:val="center"/>
+            <w:tcMar>
+              <w:top w:w="75" w:type="dxa"/>
+              <w:bottom w:w="75" w:type="dxa"/>
+              <w:left w:w="110" w:type="dxa"/>
+              <w:right w:w="110" w:type="dxa"/>
+            </w:tcMar>
           </w:tcPr>
           <w:p>
+            <w:pPr>
+              <w:spacing w:before="0" w:after="0" w:line="276" w:lineRule="auto"/>
+              <w:jc w:val="left"/>
+            </w:pPr>
             <w:r>
               <w:rPr>
                 <w:rFonts w:ascii="Arial" w:hAnsi="Arial"/>
-                <w:b/>
-                <w:sz w:val="17"/>
+                <w:b w:val="0"/>
+                <w:sz w:val="19"/>
               </w:rPr>
-              <w:t>Penuh (3 Bulan)</w:t>
+              <w:t>SPM 00419A</w:t>
+              <w:br/>
+              <w:t>Rp 20.850.000</w:t>
             </w:r>
           </w:p>
         </w:tc>
@@ -859,121 +1527,105 @@
     </w:tbl>
     <w:p>
       <w:pPr>
-        <w:spacing w:before="280" w:after="80"/>
-        <w:jc w:val="right"/>
+        <w:spacing w:before="0" w:after="120"/>
+      </w:pPr>
+    </w:p>
+    <w:p>
+      <w:pPr>
+        <w:spacing w:before="0" w:after="120" w:line="300" w:lineRule="auto"/>
+        <w:jc w:val="both"/>
       </w:pPr>
       <w:r>
         <w:rPr>
           <w:rFonts w:ascii="Arial" w:hAnsi="Arial"/>
-          <w:sz w:val="20"/>
+          <w:b w:val="0"/>
+          <w:sz w:val="21"/>
         </w:rPr>
-        <w:t>Pekanbaru, 15 Desember 2025</w:t>
+        <w:t>Seluruh personel yang ditugaskan telah melaksanakan kegiatan sesuai jadwal dan menyerahkan bukti kehadiran (SPPD tertandatangani pejabat lokasi tujuan), laporan hasil perjalanan dinas, serta dokumentasi lapangan.</w:t>
       </w:r>
     </w:p>
     <w:tbl>
       <w:tblPr>
         <w:tblW w:type="auto" w:w="0"/>
         <w:jc w:val="center"/>
+        <w:tblLayout w:type="fixed"/>
         <w:tblLook w:firstColumn="1" w:firstRow="1" w:lastColumn="0" w:lastRow="0" w:noHBand="0" w:noVBand="1" w:val="04A0"/>
+        <w:tblBorders>
+          <w:top w:val="none" w:sz="0" w:space="0" w:color="auto"/>
+          <w:left w:val="none" w:sz="0" w:space="0" w:color="auto"/>
+          <w:bottom w:val="none" w:sz="0" w:space="0" w:color="auto"/>
+          <w:right w:val="none" w:sz="0" w:space="0" w:color="auto"/>
+          <w:insideH w:val="none" w:sz="0" w:space="0" w:color="auto"/>
+          <w:insideV w:val="none" w:sz="0" w:space="0" w:color="auto"/>
+        </w:tblBorders>
       </w:tblPr>
       <w:tblGrid>
-        <w:gridCol w:w="4608"/>
-        <w:gridCol w:w="4608"/>
+        <w:gridCol w:w="4677"/>
+        <w:gridCol w:w="4677"/>
       </w:tblGrid>
       <w:tr>
+        <w:trPr>
+          <w:cantSplit/>
+        </w:trPr>
         <w:tc>
           <w:tcPr>
-            <w:tcW w:type="dxa" w:w="4320"/>
+            <w:tcW w:type="dxa" w:w="4819"/>
+          </w:tcPr>
+          <w:p/>
+        </w:tc>
+        <w:tc>
+          <w:tcPr>
+            <w:tcW w:type="dxa" w:w="4535"/>
           </w:tcPr>
           <w:p>
             <w:pPr>
-              <w:jc w:val="center"/>
+              <w:spacing w:before="160" w:after="0" w:line="276" w:lineRule="auto"/>
+              <w:jc w:val="left"/>
             </w:pPr>
             <w:r>
               <w:rPr>
                 <w:rFonts w:ascii="Arial" w:hAnsi="Arial"/>
-                <w:b/>
-                <w:sz w:val="20"/>
+                <w:sz w:val="21"/>
               </w:rPr>
-              <w:t>Ketua Tim Pelaksana</w:t>
+              <w:t>Pekanbaru, 18 Desember 2025</w:t>
+              <w:br/>
             </w:r>
-          </w:p>
-        </w:tc>
-        <w:tc>
-          <w:tcPr>
-            <w:tcW w:type="dxa" w:w="4320"/>
-          </w:tcPr>
-          <w:p>
-            <w:pPr>
-              <w:jc w:val="center"/>
-            </w:pPr>
             <w:r>
               <w:rPr>
                 <w:rFonts w:ascii="Arial" w:hAnsi="Arial"/>
                 <w:b/>
-                <w:sz w:val="20"/>
+                <w:sz w:val="21"/>
               </w:rPr>
-              <w:t>Pejabat Pembuat Komitmen</w:t>
+              <w:t>Ketua Tim Pelaksana Swakelola,</w:t>
               <w:br/>
-              <w:t>Pelaksanaan Prasarana Strategis</w:t>
+              <w:br/>
+              <w:br/>
+              <w:br/>
             </w:r>
-          </w:p>
-        </w:tc>
-      </w:tr>
-      <w:tr>
-        <w:tc>
-          <w:tcPr>
-            <w:tcW w:type="dxa" w:w="4320"/>
-          </w:tcPr>
-          <w:p>
-            <w:pPr>
-              <w:jc w:val="center"/>
-            </w:pPr>
             <w:r>
               <w:rPr>
                 <w:rFonts w:ascii="Arial" w:hAnsi="Arial"/>
                 <w:b/>
-                <w:sz w:val="20"/>
+                <w:sz w:val="21"/>
+                <w:u w:val="single"/>
               </w:rPr>
-              <w:br/>
-              <w:br/>
-              <w:br/>
-              <w:br/>
               <w:t>Junaidi</w:t>
               <w:br/>
-              <w:t>NIP. 19740704 200701 1 002</w:t>
             </w:r>
-          </w:p>
-        </w:tc>
-        <w:tc>
-          <w:tcPr>
-            <w:tcW w:type="dxa" w:w="4320"/>
-          </w:tcPr>
-          <w:p>
-            <w:pPr>
-              <w:jc w:val="center"/>
-            </w:pPr>
             <w:r>
               <w:rPr>
                 <w:rFonts w:ascii="Arial" w:hAnsi="Arial"/>
-                <w:b/>
-                <w:sz w:val="20"/>
+                <w:sz w:val="21"/>
               </w:rPr>
-              <w:br/>
-              <w:br/>
-              <w:br/>
-              <w:br/>
-              <w:t>Nurhidayat Nugroho, S.Ars.</w:t>
-              <w:br/>
-              <w:t>NIP. 19901221 201802 1 001</w:t>
+              <w:t>NIP. 19740704 200701 1 002</w:t>
             </w:r>
           </w:p>
         </w:tc>
       </w:tr>
     </w:tbl>
     <w:sectPr>
-      <w:pgSz w:w="12240" w:h="15840"/>
-      <w:pgMar w:top="1440" w:right="1800" w:bottom="1440" w:left="1800" w:header="720" w:footer="720" w:gutter="0"/>
+      <w:pgSz w:w="11906" w:h="16838"/>
+      <w:pgMar w:top="1020" w:right="1276" w:bottom="1134" w:left="1276" w:header="720" w:footer="720" w:gutter="0"/>
       <w:cols w:space="720"/>
       <w:docGrid w:linePitch="360"/>
     </w:sectPr>
@@ -1344,6 +1996,14 @@
     <w:name w:val="Normal"/>
     <w:qFormat/>
     <w:rsid w:val="00FC693F"/>
+    <w:pPr>
+      <w:spacing w:line="288" w:lineRule="auto" w:after="80"/>
+    </w:pPr>
+    <w:rPr>
+      <w:rFonts w:ascii="Arial" w:hAnsi="Arial"/>
+      <w:color w:val="000000"/>
+      <w:sz w:val="21"/>
+    </w:rPr>
   </w:style>
   <w:style w:type="paragraph" w:styleId="Header">
     <w:name w:val="header"/>
